--- a/docs/Agencia de Viajes - Documento Tecnico.docx
+++ b/docs/Agencia de Viajes - Documento Tecnico.docx
@@ -5942,7 +5942,7 @@
                 <w:sz w:val="19"/>
                 <w:szCs w:val="19"/>
               </w:rPr>
-              <w:t xml:space="preserve">Backend</w:t>
+              <w:t xml:space="preserve">Responsable</w:t>
             </w:r>
           </w:p>
         </w:tc>
@@ -5970,7 +5970,7 @@
                 <w:sz w:val="19"/>
                 <w:szCs w:val="19"/>
               </w:rPr>
-              <w:t xml:space="preserve">Frontend</w:t>
+              <w:t xml:space="preserve">Backend</w:t>
             </w:r>
           </w:p>
         </w:tc>
@@ -5998,7 +5998,7 @@
                 <w:sz w:val="19"/>
                 <w:szCs w:val="19"/>
               </w:rPr>
-              <w:t xml:space="preserve">Migración</w:t>
+              <w:t xml:space="preserve">Frontend</w:t>
             </w:r>
           </w:p>
         </w:tc>
@@ -6060,13 +6060,41 @@
                 <w:sz w:val="19"/>
                 <w:szCs w:val="19"/>
               </w:rPr>
+              <w:t xml:space="preserve">Isa</w:t>
+            </w:r>
+          </w:p>
+        </w:tc>
+        <w:tc>
+          <w:tcPr>
+            <w:tcW w:type="dxa" w:w="2900"/>
+            <w:shd w:fill="FFFFFF" w:val="clear"/>
+            <w:tcMar>
+              <w:top w:type="dxa" w:w="70"/>
+              <w:left w:type="dxa" w:w="110"/>
+              <w:bottom w:type="dxa" w:w="70"/>
+              <w:right w:type="dxa" w:w="110"/>
+            </w:tcMar>
+          </w:tcPr>
+          <w:p>
+            <w:pPr>
+              <w:spacing w:after="0" w:line="250"/>
+              <w:jc w:val="left"/>
+            </w:pPr>
+            <w:r>
+              <w:rPr>
+                <w:b w:val="false"/>
+                <w:bCs w:val="false"/>
+                <w:color w:val="000000"/>
+                <w:sz w:val="19"/>
+                <w:szCs w:val="19"/>
+              </w:rPr>
               <w:t xml:space="preserve">modules/auth, modules/users, modules/admin</w:t>
             </w:r>
           </w:p>
         </w:tc>
         <w:tc>
           <w:tcPr>
-            <w:tcW w:type="dxa" w:w="2900"/>
+            <w:tcW w:type="dxa" w:w="2780"/>
             <w:shd w:fill="FFFFFF" w:val="clear"/>
             <w:tcMar>
               <w:top w:type="dxa" w:w="70"/>
@@ -6089,34 +6117,6 @@
                 <w:szCs w:val="19"/>
               </w:rPr>
               <w:t xml:space="preserve">features/auth, features/admin</w:t>
-            </w:r>
-          </w:p>
-        </w:tc>
-        <w:tc>
-          <w:tcPr>
-            <w:tcW w:type="dxa" w:w="2780"/>
-            <w:shd w:fill="FFFFFF" w:val="clear"/>
-            <w:tcMar>
-              <w:top w:type="dxa" w:w="70"/>
-              <w:left w:type="dxa" w:w="110"/>
-              <w:bottom w:type="dxa" w:w="70"/>
-              <w:right w:type="dxa" w:w="110"/>
-            </w:tcMar>
-          </w:tcPr>
-          <w:p>
-            <w:pPr>
-              <w:spacing w:after="0" w:line="250"/>
-              <w:jc w:val="left"/>
-            </w:pPr>
-            <w:r>
-              <w:rPr>
-                <w:b w:val="false"/>
-                <w:bCs w:val="false"/>
-                <w:color w:val="000000"/>
-                <w:sz w:val="19"/>
-                <w:szCs w:val="19"/>
-              </w:rPr>
-              <w:t xml:space="preserve">010_auth.sql</w:t>
             </w:r>
           </w:p>
         </w:tc>
@@ -6178,13 +6178,41 @@
                 <w:sz w:val="19"/>
                 <w:szCs w:val="19"/>
               </w:rPr>
+              <w:t xml:space="preserve">Kassie</w:t>
+            </w:r>
+          </w:p>
+        </w:tc>
+        <w:tc>
+          <w:tcPr>
+            <w:tcW w:type="dxa" w:w="2900"/>
+            <w:shd w:fill="F2F4F4" w:val="clear"/>
+            <w:tcMar>
+              <w:top w:type="dxa" w:w="70"/>
+              <w:left w:type="dxa" w:w="110"/>
+              <w:bottom w:type="dxa" w:w="70"/>
+              <w:right w:type="dxa" w:w="110"/>
+            </w:tcMar>
+          </w:tcPr>
+          <w:p>
+            <w:pPr>
+              <w:spacing w:after="0" w:line="250"/>
+              <w:jc w:val="left"/>
+            </w:pPr>
+            <w:r>
+              <w:rPr>
+                <w:b w:val="false"/>
+                <w:bCs w:val="false"/>
+                <w:color w:val="000000"/>
+                <w:sz w:val="19"/>
+                <w:szCs w:val="19"/>
+              </w:rPr>
               <w:t xml:space="preserve">modules/flights, modules/stays</w:t>
             </w:r>
           </w:p>
         </w:tc>
         <w:tc>
           <w:tcPr>
-            <w:tcW w:type="dxa" w:w="2900"/>
+            <w:tcW w:type="dxa" w:w="2780"/>
             <w:shd w:fill="F2F4F4" w:val="clear"/>
             <w:tcMar>
               <w:top w:type="dxa" w:w="70"/>
@@ -6207,34 +6235,6 @@
                 <w:szCs w:val="19"/>
               </w:rPr>
               <w:t xml:space="preserve">features/flights, features/stays</w:t>
-            </w:r>
-          </w:p>
-        </w:tc>
-        <w:tc>
-          <w:tcPr>
-            <w:tcW w:type="dxa" w:w="2780"/>
-            <w:shd w:fill="F2F4F4" w:val="clear"/>
-            <w:tcMar>
-              <w:top w:type="dxa" w:w="70"/>
-              <w:left w:type="dxa" w:w="110"/>
-              <w:bottom w:type="dxa" w:w="70"/>
-              <w:right w:type="dxa" w:w="110"/>
-            </w:tcMar>
-          </w:tcPr>
-          <w:p>
-            <w:pPr>
-              <w:spacing w:after="0" w:line="250"/>
-              <w:jc w:val="left"/>
-            </w:pPr>
-            <w:r>
-              <w:rPr>
-                <w:b w:val="false"/>
-                <w:bCs w:val="false"/>
-                <w:color w:val="000000"/>
-                <w:sz w:val="19"/>
-                <w:szCs w:val="19"/>
-              </w:rPr>
-              <w:t xml:space="preserve">030_catalog.sql</w:t>
             </w:r>
           </w:p>
         </w:tc>
@@ -6296,13 +6296,41 @@
                 <w:sz w:val="19"/>
                 <w:szCs w:val="19"/>
               </w:rPr>
+              <w:t xml:space="preserve">Jeshua</w:t>
+            </w:r>
+          </w:p>
+        </w:tc>
+        <w:tc>
+          <w:tcPr>
+            <w:tcW w:type="dxa" w:w="2900"/>
+            <w:shd w:fill="FFFFFF" w:val="clear"/>
+            <w:tcMar>
+              <w:top w:type="dxa" w:w="70"/>
+              <w:left w:type="dxa" w:w="110"/>
+              <w:bottom w:type="dxa" w:w="70"/>
+              <w:right w:type="dxa" w:w="110"/>
+            </w:tcMar>
+          </w:tcPr>
+          <w:p>
+            <w:pPr>
+              <w:spacing w:after="0" w:line="250"/>
+              <w:jc w:val="left"/>
+            </w:pPr>
+            <w:r>
+              <w:rPr>
+                <w:b w:val="false"/>
+                <w:bCs w:val="false"/>
+                <w:color w:val="000000"/>
+                <w:sz w:val="19"/>
+                <w:szCs w:val="19"/>
+              </w:rPr>
               <w:t xml:space="preserve">modules/trips, modules/experiences, modules/budget</w:t>
             </w:r>
           </w:p>
         </w:tc>
         <w:tc>
           <w:tcPr>
-            <w:tcW w:type="dxa" w:w="2900"/>
+            <w:tcW w:type="dxa" w:w="2780"/>
             <w:shd w:fill="FFFFFF" w:val="clear"/>
             <w:tcMar>
               <w:top w:type="dxa" w:w="70"/>
@@ -6325,34 +6353,6 @@
                 <w:szCs w:val="19"/>
               </w:rPr>
               <w:t xml:space="preserve">features/trips, features/experiences, features/budget</w:t>
-            </w:r>
-          </w:p>
-        </w:tc>
-        <w:tc>
-          <w:tcPr>
-            <w:tcW w:type="dxa" w:w="2780"/>
-            <w:shd w:fill="FFFFFF" w:val="clear"/>
-            <w:tcMar>
-              <w:top w:type="dxa" w:w="70"/>
-              <w:left w:type="dxa" w:w="110"/>
-              <w:bottom w:type="dxa" w:w="70"/>
-              <w:right w:type="dxa" w:w="110"/>
-            </w:tcMar>
-          </w:tcPr>
-          <w:p>
-            <w:pPr>
-              <w:spacing w:after="0" w:line="250"/>
-              <w:jc w:val="left"/>
-            </w:pPr>
-            <w:r>
-              <w:rPr>
-                <w:b w:val="false"/>
-                <w:bCs w:val="false"/>
-                <w:color w:val="000000"/>
-                <w:sz w:val="19"/>
-                <w:szCs w:val="19"/>
-              </w:rPr>
-              <w:t xml:space="preserve">020_trips.sql</w:t>
             </w:r>
           </w:p>
         </w:tc>
@@ -6386,7 +6386,7 @@
           <w:sz w:val="21"/>
           <w:szCs w:val="21"/>
         </w:rPr>
-        <w:t xml:space="preserve">el módulo A entrega el andamiaje del que dependen los otros dos, así que arranca antes y termina antes (fin del Día 3). A partir del Día 4 asume el papel de revisor de seguridad de los PRs de los demás y ejecuta el escaneo DAST. Eso compensa la carga extra del inicio.</w:t>
+        <w:t xml:space="preserve">el módulo A entrega el andamiaje del que dependen los otros dos, así que Isa arranca antes y termina antes (fin del Día 3). A partir del Día 4 asume el papel de revisora de seguridad de los PRs de Kassie y Jeshua, y ejecuta el escaneo DAST. Eso compensa la carga extra del inicio.</w:t>
       </w:r>
     </w:p>
     <w:p>
@@ -6400,7 +6400,7 @@
         <w:spacing w:after="160" w:before="360"/>
       </w:pPr>
       <w:r>
-        <w:t xml:space="preserve">5.1 Módulo A — Identidad, Acceso y Administración</w:t>
+        <w:t xml:space="preserve">5.1 Módulo A — Identidad, Acceso y Administración (Isa)</w:t>
       </w:r>
     </w:p>
     <w:p>
@@ -9068,7 +9068,7 @@
         <w:spacing w:after="160" w:before="360"/>
       </w:pPr>
       <w:r>
-        <w:t xml:space="preserve">5.2 Módulo B — Descubrimiento: Vuelos y Hospedaje</w:t>
+        <w:t xml:space="preserve">5.2 Módulo B — Descubrimiento: Vuelos y Hospedaje (Kassie)</w:t>
       </w:r>
     </w:p>
     <w:p>
@@ -10468,7 +10468,7 @@
         <w:spacing w:after="160" w:before="360"/>
       </w:pPr>
       <w:r>
-        <w:t xml:space="preserve">5.3 Módulo C — Viajes, Experiencias y Presupuesto</w:t>
+        <w:t xml:space="preserve">5.3 Módulo C — Viajes, Experiencias y Presupuesto (Jeshua)</w:t>
       </w:r>
     </w:p>
     <w:p>
